--- a/Coding 2 - year/Unit 2 - Object-Oriented Programming/Daily Lesson Plans/Word/Day 15.docx
+++ b/Coding 2 - year/Unit 2 - Object-Oriented Programming/Daily Lesson Plans/Word/Day 15.docx
@@ -50,12 +50,15 @@
               </w:rPr>
               <w:t xml:space="preserve">Coding II — Full Year</w:t>
             </w:r>
-          </w:p>
-          <w:p>
-            <w:pPr>
-              <w:spacing w:before="40"/>
-              <w:jc w:val="center"/>
-            </w:pPr>
+            <w:r>
+              <w:rPr>
+                <w:rFonts w:ascii="Arial" w:cs="Arial" w:eastAsia="Arial" w:hAnsi="Arial"/>
+                <w:sz w:val="16"/>
+                <w:szCs w:val="16"/>
+              </w:rPr>
+              <w:br/>
+              <w:t xml:space="preserve"/>
+            </w:r>
             <w:r>
               <w:rPr>
                 <w:rFonts w:ascii="Arial" w:cs="Arial" w:eastAsia="Arial" w:hAnsi="Arial"/>
@@ -83,7 +86,7 @@
           <w:rFonts w:ascii="Arial" w:cs="Arial" w:eastAsia="Arial" w:hAnsi="Arial"/>
           <w:b/>
           <w:bCs/>
-          <w:color w:val="0D3B1F"/>
+          <w:color w:val="1B7A4A"/>
           <w:sz w:val="32"/>
           <w:szCs w:val="32"/>
         </w:rPr>
@@ -261,9 +264,9 @@
               <w:right w:val="single" w:color="CCCCCC" w:sz="1"/>
             </w:tcBorders>
             <w:tcMar>
-              <w:top w:type="dxa" w:w="60"/>
+              <w:top w:type="dxa" w:w="80"/>
               <w:left w:type="dxa" w:w="120"/>
-              <w:bottom w:type="dxa" w:w="60"/>
+              <w:bottom w:type="dxa" w:w="80"/>
               <w:right w:type="dxa" w:w="120"/>
             </w:tcMar>
           </w:tcPr>
@@ -290,20 +293,213 @@
               <w:right w:val="single" w:color="CCCCCC" w:sz="1"/>
             </w:tcBorders>
             <w:tcMar>
-              <w:top w:type="dxa" w:w="60"/>
+              <w:top w:type="dxa" w:w="80"/>
               <w:left w:type="dxa" w:w="120"/>
-              <w:bottom w:type="dxa" w:w="60"/>
+              <w:bottom w:type="dxa" w:w="80"/>
               <w:right w:type="dxa" w:w="120"/>
             </w:tcMar>
           </w:tcPr>
           <w:p>
+            <w:pPr>
+              <w:spacing w:after="80" w:before="80"/>
+            </w:pPr>
+            <w:r>
+              <w:rPr>
+                <w:rFonts w:ascii="Arial" w:cs="Arial" w:eastAsia="Arial" w:hAnsi="Arial"/>
+                <w:b/>
+                <w:bCs/>
+                <w:i w:val="false"/>
+                <w:iCs w:val="false"/>
+                <w:color w:val="000000"/>
+                <w:sz w:val="22"/>
+                <w:szCs w:val="22"/>
+              </w:rPr>
+              <w:t xml:space="preserve">Bell Ringer / Review</w:t>
+            </w:r>
             <w:r>
               <w:rPr>
                 <w:rFonts w:ascii="Arial" w:cs="Arial" w:eastAsia="Arial" w:hAnsi="Arial"/>
                 <w:sz w:val="20"/>
                 <w:szCs w:val="20"/>
               </w:rPr>
-              <w:t xml:space="preserve">Bell Ringer / Review</w:t>
+              <w:br/>
+              <w:t xml:space="preserve"/>
+            </w:r>
+            <w:r>
+              <w:rPr>
+                <w:rFonts w:ascii="Arial" w:cs="Arial" w:eastAsia="Arial" w:hAnsi="Arial"/>
+                <w:sz w:val="20"/>
+                <w:szCs w:val="20"/>
+              </w:rPr>
+              <w:br/>
+              <w:t xml:space="preserve"/>
+            </w:r>
+            <w:r>
+              <w:rPr>
+                <w:rFonts w:ascii="Arial" w:cs="Arial" w:eastAsia="Arial" w:hAnsi="Arial"/>
+                <w:b/>
+                <w:bCs/>
+                <w:i w:val="false"/>
+                <w:iCs w:val="false"/>
+                <w:color w:val="000000"/>
+                <w:sz w:val="20"/>
+                <w:szCs w:val="20"/>
+              </w:rPr>
+              <w:t xml:space="preserve">Quick Write </w:t>
+            </w:r>
+            <w:r>
+              <w:rPr>
+                <w:rFonts w:ascii="Arial" w:cs="Arial" w:eastAsia="Arial" w:hAnsi="Arial"/>
+                <w:b w:val="false"/>
+                <w:bCs w:val="false"/>
+                <w:i w:val="false"/>
+                <w:iCs w:val="false"/>
+                <w:color w:val="000000"/>
+                <w:sz w:val="20"/>
+                <w:szCs w:val="20"/>
+              </w:rPr>
+              <w:t xml:space="preserve">(3 min — written or verbal):</w:t>
+            </w:r>
+            <w:r>
+              <w:rPr>
+                <w:rFonts w:ascii="Arial" w:cs="Arial" w:eastAsia="Arial" w:hAnsi="Arial"/>
+                <w:sz w:val="20"/>
+                <w:szCs w:val="20"/>
+              </w:rPr>
+              <w:br/>
+              <w:t xml:space="preserve"/>
+            </w:r>
+            <w:r>
+              <w:rPr>
+                <w:rFonts w:ascii="Arial" w:cs="Arial" w:eastAsia="Arial" w:hAnsi="Arial"/>
+                <w:b w:val="false"/>
+                <w:bCs w:val="false"/>
+                <w:i w:val="false"/>
+                <w:iCs w:val="false"/>
+                <w:color w:val="000000"/>
+                <w:sz w:val="20"/>
+                <w:szCs w:val="20"/>
+              </w:rPr>
+              <w:t xml:space="preserve">    What do you already know about how to apply polymorphism and understand duck typing in Python for flexible, extensible code?</w:t>
+            </w:r>
+            <w:r>
+              <w:rPr>
+                <w:rFonts w:ascii="Arial" w:cs="Arial" w:eastAsia="Arial" w:hAnsi="Arial"/>
+                <w:sz w:val="20"/>
+                <w:szCs w:val="20"/>
+              </w:rPr>
+              <w:br/>
+              <w:t xml:space="preserve"/>
+            </w:r>
+            <w:r>
+              <w:rPr>
+                <w:rFonts w:ascii="Arial" w:cs="Arial" w:eastAsia="Arial" w:hAnsi="Arial"/>
+                <w:sz w:val="20"/>
+                <w:szCs w:val="20"/>
+              </w:rPr>
+              <w:br/>
+              <w:t xml:space="preserve"/>
+            </w:r>
+            <w:r>
+              <w:rPr>
+                <w:rFonts w:ascii="Arial" w:cs="Arial" w:eastAsia="Arial" w:hAnsi="Arial"/>
+                <w:b/>
+                <w:bCs/>
+                <w:i w:val="false"/>
+                <w:iCs w:val="false"/>
+                <w:color w:val="000000"/>
+                <w:sz w:val="20"/>
+                <w:szCs w:val="20"/>
+              </w:rPr>
+              <w:t xml:space="preserve">Vocabulary Preview — </w:t>
+            </w:r>
+            <w:r>
+              <w:rPr>
+                <w:rFonts w:ascii="Arial" w:cs="Arial" w:eastAsia="Arial" w:hAnsi="Arial"/>
+                <w:b w:val="false"/>
+                <w:bCs w:val="false"/>
+                <w:i w:val="false"/>
+                <w:iCs w:val="false"/>
+                <w:color w:val="000000"/>
+                <w:sz w:val="20"/>
+                <w:szCs w:val="20"/>
+              </w:rPr>
+              <w:t xml:space="preserve">terms we'll use today:</w:t>
+            </w:r>
+            <w:r>
+              <w:rPr>
+                <w:rFonts w:ascii="Arial" w:cs="Arial" w:eastAsia="Arial" w:hAnsi="Arial"/>
+                <w:sz w:val="20"/>
+                <w:szCs w:val="20"/>
+              </w:rPr>
+              <w:br/>
+              <w:t xml:space="preserve"/>
+            </w:r>
+            <w:r>
+              <w:rPr>
+                <w:rFonts w:ascii="Arial" w:cs="Arial" w:eastAsia="Arial" w:hAnsi="Arial"/>
+                <w:b w:val="false"/>
+                <w:bCs w:val="false"/>
+                <w:i w:val="false"/>
+                <w:iCs w:val="false"/>
+                <w:color w:val="000000"/>
+                <w:sz w:val="20"/>
+                <w:szCs w:val="20"/>
+              </w:rPr>
+              <w:t xml:space="preserve">    • Polymorphism   •   Duck Typing   •   Protocol   •   Interface Compatibility</w:t>
+            </w:r>
+            <w:r>
+              <w:rPr>
+                <w:rFonts w:ascii="Arial" w:cs="Arial" w:eastAsia="Arial" w:hAnsi="Arial"/>
+                <w:sz w:val="20"/>
+                <w:szCs w:val="20"/>
+              </w:rPr>
+              <w:br/>
+              <w:t xml:space="preserve"/>
+            </w:r>
+            <w:r>
+              <w:rPr>
+                <w:rFonts w:ascii="Arial" w:cs="Arial" w:eastAsia="Arial" w:hAnsi="Arial"/>
+                <w:sz w:val="20"/>
+                <w:szCs w:val="20"/>
+              </w:rPr>
+              <w:br/>
+              <w:t xml:space="preserve"/>
+            </w:r>
+            <w:r>
+              <w:rPr>
+                <w:rFonts w:ascii="Arial" w:cs="Arial" w:eastAsia="Arial" w:hAnsi="Arial"/>
+                <w:b w:val="false"/>
+                <w:bCs w:val="false"/>
+                <w:i/>
+                <w:iCs/>
+                <w:color w:val="444444"/>
+                <w:sz w:val="20"/>
+                <w:szCs w:val="20"/>
+              </w:rPr>
+              <w:t xml:space="preserve">Today's Goal: By the end of class you will be able to apply polymorphism and understand duck typing in Python for flexible, extensible code.</w:t>
+            </w:r>
+            <w:r>
+              <w:rPr>
+                <w:rFonts w:ascii="Arial" w:cs="Arial" w:eastAsia="Arial" w:hAnsi="Arial"/>
+                <w:sz w:val="20"/>
+                <w:szCs w:val="20"/>
+              </w:rPr>
+              <w:br/>
+              <w:t xml:space="preserve"/>
+            </w:r>
+            <w:r>
+              <w:rPr>
+                <w:rFonts w:ascii="Arial" w:cs="Arial" w:eastAsia="Arial" w:hAnsi="Arial"/>
+                <w:b w:val="false"/>
+                <w:bCs w:val="false"/>
+                <w:i/>
+                <w:iCs/>
+                <w:color w:val="555555"/>
+                <w:sz w:val="20"/>
+                <w:szCs w:val="20"/>
+              </w:rPr>
+              <w:t xml:space="preserve">→ Pair-share your response, then 2–3 students share with the class.</w:t>
             </w:r>
           </w:p>
         </w:tc>
@@ -319,9 +515,9 @@
               <w:right w:val="single" w:color="CCCCCC" w:sz="1"/>
             </w:tcBorders>
             <w:tcMar>
-              <w:top w:type="dxa" w:w="60"/>
+              <w:top w:type="dxa" w:w="80"/>
               <w:left w:type="dxa" w:w="120"/>
-              <w:bottom w:type="dxa" w:w="60"/>
+              <w:bottom w:type="dxa" w:w="80"/>
               <w:right w:type="dxa" w:w="120"/>
             </w:tcMar>
           </w:tcPr>
@@ -348,20 +544,261 @@
               <w:right w:val="single" w:color="CCCCCC" w:sz="1"/>
             </w:tcBorders>
             <w:tcMar>
-              <w:top w:type="dxa" w:w="60"/>
+              <w:top w:type="dxa" w:w="80"/>
               <w:left w:type="dxa" w:w="120"/>
-              <w:bottom w:type="dxa" w:w="60"/>
+              <w:bottom w:type="dxa" w:w="80"/>
               <w:right w:type="dxa" w:w="120"/>
             </w:tcMar>
           </w:tcPr>
           <w:p>
+            <w:pPr>
+              <w:spacing w:after="80" w:before="80"/>
+            </w:pPr>
+            <w:r>
+              <w:rPr>
+                <w:rFonts w:ascii="Arial" w:cs="Arial" w:eastAsia="Arial" w:hAnsi="Arial"/>
+                <w:b/>
+                <w:bCs/>
+                <w:i w:val="false"/>
+                <w:iCs w:val="false"/>
+                <w:color w:val="000000"/>
+                <w:sz w:val="22"/>
+                <w:szCs w:val="22"/>
+              </w:rPr>
+              <w:t xml:space="preserve">Mini Lesson: </w:t>
+            </w:r>
+            <w:r>
+              <w:rPr>
+                <w:rFonts w:ascii="Arial" w:cs="Arial" w:eastAsia="Arial" w:hAnsi="Arial"/>
+                <w:b w:val="false"/>
+                <w:bCs w:val="false"/>
+                <w:i w:val="false"/>
+                <w:iCs w:val="false"/>
+                <w:color w:val="000000"/>
+                <w:sz w:val="22"/>
+                <w:szCs w:val="22"/>
+              </w:rPr>
+              <w:t xml:space="preserve">Polymorphism — Duck Typing</w:t>
+            </w:r>
             <w:r>
               <w:rPr>
                 <w:rFonts w:ascii="Arial" w:cs="Arial" w:eastAsia="Arial" w:hAnsi="Arial"/>
                 <w:sz w:val="20"/>
                 <w:szCs w:val="20"/>
               </w:rPr>
-              <w:t xml:space="preserve">Mini Lesson: Polymorphism — Duck Typing</w:t>
+              <w:br/>
+              <w:t xml:space="preserve"/>
+            </w:r>
+            <w:r>
+              <w:rPr>
+                <w:rFonts w:ascii="Arial" w:cs="Arial" w:eastAsia="Arial" w:hAnsi="Arial"/>
+                <w:sz w:val="20"/>
+                <w:szCs w:val="20"/>
+              </w:rPr>
+              <w:br/>
+              <w:t xml:space="preserve"/>
+            </w:r>
+            <w:r>
+              <w:rPr>
+                <w:rFonts w:ascii="Arial" w:cs="Arial" w:eastAsia="Arial" w:hAnsi="Arial"/>
+                <w:b/>
+                <w:bCs/>
+                <w:i/>
+                <w:iCs/>
+                <w:color w:val="000000"/>
+                <w:sz w:val="20"/>
+                <w:szCs w:val="20"/>
+              </w:rPr>
+              <w:t xml:space="preserve">Learning Target: </w:t>
+            </w:r>
+            <w:r>
+              <w:rPr>
+                <w:rFonts w:ascii="Arial" w:cs="Arial" w:eastAsia="Arial" w:hAnsi="Arial"/>
+                <w:b w:val="false"/>
+                <w:bCs w:val="false"/>
+                <w:i/>
+                <w:iCs/>
+                <w:color w:val="333333"/>
+                <w:sz w:val="20"/>
+                <w:szCs w:val="20"/>
+              </w:rPr>
+              <w:t xml:space="preserve">I can apply polymorphism and understand duck typing in Python for flexible, extensible code.</w:t>
+            </w:r>
+            <w:r>
+              <w:rPr>
+                <w:rFonts w:ascii="Arial" w:cs="Arial" w:eastAsia="Arial" w:hAnsi="Arial"/>
+                <w:sz w:val="20"/>
+                <w:szCs w:val="20"/>
+              </w:rPr>
+              <w:br/>
+              <w:t xml:space="preserve"/>
+            </w:r>
+            <w:r>
+              <w:rPr>
+                <w:rFonts w:ascii="Arial" w:cs="Arial" w:eastAsia="Arial" w:hAnsi="Arial"/>
+                <w:sz w:val="20"/>
+                <w:szCs w:val="20"/>
+              </w:rPr>
+              <w:br/>
+              <w:t xml:space="preserve"/>
+            </w:r>
+            <w:r>
+              <w:rPr>
+                <w:rFonts w:ascii="Arial" w:cs="Arial" w:eastAsia="Arial" w:hAnsi="Arial"/>
+                <w:b w:val="false"/>
+                <w:bCs w:val="false"/>
+                <w:i w:val="false"/>
+                <w:iCs w:val="false"/>
+                <w:color w:val="000000"/>
+                <w:sz w:val="20"/>
+                <w:szCs w:val="20"/>
+              </w:rPr>
+              <w:t xml:space="preserve">Polymorphism: The ability of objects of different types to respond to the same method call in their own way. "Many forms."</w:t>
+            </w:r>
+            <w:r>
+              <w:rPr>
+                <w:rFonts w:ascii="Arial" w:cs="Arial" w:eastAsia="Arial" w:hAnsi="Arial"/>
+                <w:sz w:val="20"/>
+                <w:szCs w:val="20"/>
+              </w:rPr>
+              <w:br/>
+              <w:t xml:space="preserve"/>
+            </w:r>
+            <w:r>
+              <w:rPr>
+                <w:rFonts w:ascii="Arial" w:cs="Arial" w:eastAsia="Arial" w:hAnsi="Arial"/>
+                <w:b w:val="false"/>
+                <w:bCs w:val="false"/>
+                <w:i w:val="false"/>
+                <w:iCs w:val="false"/>
+                <w:color w:val="000000"/>
+                <w:sz w:val="20"/>
+                <w:szCs w:val="20"/>
+              </w:rPr>
+              <w:t xml:space="preserve">Duck Typing: "If it walks like a duck and quacks like a duck, it's a duck." In Python, we focus on what an object can do rather than what it is.</w:t>
+            </w:r>
+            <w:r>
+              <w:rPr>
+                <w:rFonts w:ascii="Arial" w:cs="Arial" w:eastAsia="Arial" w:hAnsi="Arial"/>
+                <w:sz w:val="20"/>
+                <w:szCs w:val="20"/>
+              </w:rPr>
+              <w:br/>
+              <w:t xml:space="preserve"/>
+            </w:r>
+            <w:r>
+              <w:rPr>
+                <w:rFonts w:ascii="Arial" w:cs="Arial" w:eastAsia="Arial" w:hAnsi="Arial"/>
+                <w:sz w:val="20"/>
+                <w:szCs w:val="20"/>
+              </w:rPr>
+              <w:br/>
+              <w:t xml:space="preserve"/>
+            </w:r>
+            <w:r>
+              <w:rPr>
+                <w:rFonts w:ascii="Arial" w:cs="Arial" w:eastAsia="Arial" w:hAnsi="Arial"/>
+                <w:b/>
+                <w:bCs/>
+                <w:i w:val="false"/>
+                <w:iCs w:val="false"/>
+                <w:color w:val="000000"/>
+                <w:sz w:val="20"/>
+                <w:szCs w:val="20"/>
+              </w:rPr>
+              <w:t xml:space="preserve">Vocabulary: </w:t>
+            </w:r>
+            <w:r>
+              <w:rPr>
+                <w:rFonts w:ascii="Arial" w:cs="Arial" w:eastAsia="Arial" w:hAnsi="Arial"/>
+                <w:b w:val="false"/>
+                <w:bCs w:val="false"/>
+                <w:i w:val="false"/>
+                <w:iCs w:val="false"/>
+                <w:color w:val="000000"/>
+                <w:sz w:val="20"/>
+                <w:szCs w:val="20"/>
+              </w:rPr>
+              <w:t xml:space="preserve">Polymorphism, Duck Typing, Protocol, Interface Compatibility</w:t>
+            </w:r>
+            <w:r>
+              <w:rPr>
+                <w:rFonts w:ascii="Arial" w:cs="Arial" w:eastAsia="Arial" w:hAnsi="Arial"/>
+                <w:sz w:val="20"/>
+                <w:szCs w:val="20"/>
+              </w:rPr>
+              <w:br/>
+              <w:t xml:space="preserve"/>
+            </w:r>
+            <w:r>
+              <w:rPr>
+                <w:rFonts w:ascii="Arial" w:cs="Arial" w:eastAsia="Arial" w:hAnsi="Arial"/>
+                <w:sz w:val="20"/>
+                <w:szCs w:val="20"/>
+              </w:rPr>
+              <w:br/>
+              <w:t xml:space="preserve"/>
+            </w:r>
+            <w:r>
+              <w:rPr>
+                <w:rFonts w:ascii="Arial" w:cs="Arial" w:eastAsia="Arial" w:hAnsi="Arial"/>
+                <w:b/>
+                <w:bCs/>
+                <w:i/>
+                <w:iCs/>
+                <w:color w:val="555555"/>
+                <w:sz w:val="20"/>
+                <w:szCs w:val="20"/>
+              </w:rPr>
+              <w:t xml:space="preserve">→ Live Demo — </w:t>
+            </w:r>
+            <w:r>
+              <w:rPr>
+                <w:rFonts w:ascii="Arial" w:cs="Arial" w:eastAsia="Arial" w:hAnsi="Arial"/>
+                <w:b w:val="false"/>
+                <w:bCs w:val="false"/>
+                <w:i/>
+                <w:iCs/>
+                <w:color w:val="555555"/>
+                <w:sz w:val="20"/>
+                <w:szCs w:val="20"/>
+              </w:rPr>
+              <w:t xml:space="preserve">type examples as students follow along in their own editor.</w:t>
+            </w:r>
+            <w:r>
+              <w:rPr>
+                <w:rFonts w:ascii="Arial" w:cs="Arial" w:eastAsia="Arial" w:hAnsi="Arial"/>
+                <w:sz w:val="20"/>
+                <w:szCs w:val="20"/>
+              </w:rPr>
+              <w:br/>
+              <w:t xml:space="preserve"/>
+            </w:r>
+            <w:r>
+              <w:rPr>
+                <w:rFonts w:ascii="Arial" w:cs="Arial" w:eastAsia="Arial" w:hAnsi="Arial"/>
+                <w:b/>
+                <w:bCs/>
+                <w:i/>
+                <w:iCs/>
+                <w:color w:val="555555"/>
+                <w:sz w:val="20"/>
+                <w:szCs w:val="20"/>
+              </w:rPr>
+              <w:t xml:space="preserve">→ Check for Understanding: </w:t>
+            </w:r>
+            <w:r>
+              <w:rPr>
+                <w:rFonts w:ascii="Arial" w:cs="Arial" w:eastAsia="Arial" w:hAnsi="Arial"/>
+                <w:b w:val="false"/>
+                <w:bCs w:val="false"/>
+                <w:i/>
+                <w:iCs/>
+                <w:color w:val="555555"/>
+                <w:sz w:val="20"/>
+                <w:szCs w:val="20"/>
+              </w:rPr>
+              <w:t xml:space="preserve">pause and cold-call: “Can someone explain what we just did in their own words?”</w:t>
             </w:r>
           </w:p>
         </w:tc>
@@ -377,9 +814,9 @@
               <w:right w:val="single" w:color="CCCCCC" w:sz="1"/>
             </w:tcBorders>
             <w:tcMar>
-              <w:top w:type="dxa" w:w="60"/>
+              <w:top w:type="dxa" w:w="80"/>
               <w:left w:type="dxa" w:w="120"/>
-              <w:bottom w:type="dxa" w:w="60"/>
+              <w:bottom w:type="dxa" w:w="80"/>
               <w:right w:type="dxa" w:w="120"/>
             </w:tcMar>
           </w:tcPr>
@@ -406,20 +843,90 @@
               <w:right w:val="single" w:color="CCCCCC" w:sz="1"/>
             </w:tcBorders>
             <w:tcMar>
-              <w:top w:type="dxa" w:w="60"/>
+              <w:top w:type="dxa" w:w="80"/>
               <w:left w:type="dxa" w:w="120"/>
-              <w:bottom w:type="dxa" w:w="60"/>
+              <w:bottom w:type="dxa" w:w="80"/>
               <w:right w:type="dxa" w:w="120"/>
             </w:tcMar>
           </w:tcPr>
           <w:p>
+            <w:pPr>
+              <w:spacing w:after="80" w:before="80"/>
+            </w:pPr>
+            <w:r>
+              <w:rPr>
+                <w:rFonts w:ascii="Arial" w:cs="Arial" w:eastAsia="Arial" w:hAnsi="Arial"/>
+                <w:b/>
+                <w:bCs/>
+                <w:i w:val="false"/>
+                <w:iCs w:val="false"/>
+                <w:color w:val="000000"/>
+                <w:sz w:val="22"/>
+                <w:szCs w:val="22"/>
+              </w:rPr>
+              <w:t xml:space="preserve">Guided Practice</w:t>
+            </w:r>
             <w:r>
               <w:rPr>
                 <w:rFonts w:ascii="Arial" w:cs="Arial" w:eastAsia="Arial" w:hAnsi="Arial"/>
                 <w:sz w:val="20"/>
                 <w:szCs w:val="20"/>
               </w:rPr>
-              <w:t xml:space="preserve">Guided Practice</w:t>
+              <w:br/>
+              <w:t xml:space="preserve"/>
+            </w:r>
+            <w:r>
+              <w:rPr>
+                <w:rFonts w:ascii="Arial" w:cs="Arial" w:eastAsia="Arial" w:hAnsi="Arial"/>
+                <w:sz w:val="20"/>
+                <w:szCs w:val="20"/>
+              </w:rPr>
+              <w:br/>
+              <w:t xml:space="preserve"/>
+            </w:r>
+            <w:r>
+              <w:rPr>
+                <w:rFonts w:ascii="Arial" w:cs="Arial" w:eastAsia="Arial" w:hAnsi="Arial"/>
+                <w:b w:val="false"/>
+                <w:bCs w:val="false"/>
+                <w:i w:val="false"/>
+                <w:iCs w:val="false"/>
+                <w:color w:val="000000"/>
+                <w:sz w:val="20"/>
+                <w:szCs w:val="20"/>
+              </w:rPr>
+              <w:t xml:space="preserve">Activity: Create a Vehicle Rental System</w:t>
+            </w:r>
+            <w:r>
+              <w:rPr>
+                <w:rFonts w:ascii="Arial" w:cs="Arial" w:eastAsia="Arial" w:hAnsi="Arial"/>
+                <w:sz w:val="20"/>
+                <w:szCs w:val="20"/>
+              </w:rPr>
+              <w:br/>
+              <w:t xml:space="preserve"/>
+            </w:r>
+            <w:r>
+              <w:rPr>
+                <w:rFonts w:ascii="Arial" w:cs="Arial" w:eastAsia="Arial" w:hAnsi="Arial"/>
+                <w:sz w:val="20"/>
+                <w:szCs w:val="20"/>
+              </w:rPr>
+              <w:br/>
+              <w:t xml:space="preserve"/>
+            </w:r>
+            <w:r>
+              <w:rPr>
+                <w:rFonts w:ascii="Arial" w:cs="Arial" w:eastAsia="Arial" w:hAnsi="Arial"/>
+                <w:b w:val="false"/>
+                <w:bCs w:val="false"/>
+                <w:i/>
+                <w:iCs/>
+                <w:color w:val="555555"/>
+                <w:sz w:val="20"/>
+                <w:szCs w:val="20"/>
+              </w:rPr>
+              <w:t xml:space="preserve">→ Teacher models — students try alongside, then compare results.</w:t>
             </w:r>
           </w:p>
         </w:tc>
@@ -435,9 +942,9 @@
               <w:right w:val="single" w:color="CCCCCC" w:sz="1"/>
             </w:tcBorders>
             <w:tcMar>
-              <w:top w:type="dxa" w:w="60"/>
+              <w:top w:type="dxa" w:w="80"/>
               <w:left w:type="dxa" w:w="120"/>
-              <w:bottom w:type="dxa" w:w="60"/>
+              <w:bottom w:type="dxa" w:w="80"/>
               <w:right w:type="dxa" w:w="120"/>
             </w:tcMar>
           </w:tcPr>
@@ -450,7 +957,7 @@
                 <w:sz w:val="20"/>
                 <w:szCs w:val="20"/>
               </w:rPr>
-              <w:t xml:space="preserve">15-20 min</w:t>
+              <w:t xml:space="preserve">15–20 min</w:t>
             </w:r>
           </w:p>
         </w:tc>
@@ -464,20 +971,164 @@
               <w:right w:val="single" w:color="CCCCCC" w:sz="1"/>
             </w:tcBorders>
             <w:tcMar>
-              <w:top w:type="dxa" w:w="60"/>
+              <w:top w:type="dxa" w:w="80"/>
               <w:left w:type="dxa" w:w="120"/>
-              <w:bottom w:type="dxa" w:w="60"/>
+              <w:bottom w:type="dxa" w:w="80"/>
               <w:right w:type="dxa" w:w="120"/>
             </w:tcMar>
           </w:tcPr>
           <w:p>
+            <w:pPr>
+              <w:spacing w:after="80" w:before="80"/>
+            </w:pPr>
+            <w:r>
+              <w:rPr>
+                <w:rFonts w:ascii="Arial" w:cs="Arial" w:eastAsia="Arial" w:hAnsi="Arial"/>
+                <w:b/>
+                <w:bCs/>
+                <w:i w:val="false"/>
+                <w:iCs w:val="false"/>
+                <w:color w:val="000000"/>
+                <w:sz w:val="22"/>
+                <w:szCs w:val="22"/>
+              </w:rPr>
+              <w:t xml:space="preserve">Independent Practice / Code Along</w:t>
+            </w:r>
             <w:r>
               <w:rPr>
                 <w:rFonts w:ascii="Arial" w:cs="Arial" w:eastAsia="Arial" w:hAnsi="Arial"/>
                 <w:sz w:val="20"/>
                 <w:szCs w:val="20"/>
               </w:rPr>
-              <w:t xml:space="preserve">Independent Practice / Code Along</w:t>
+              <w:br/>
+              <w:t xml:space="preserve"/>
+            </w:r>
+            <w:r>
+              <w:rPr>
+                <w:rFonts w:ascii="Arial" w:cs="Arial" w:eastAsia="Arial" w:hAnsi="Arial"/>
+                <w:b/>
+                <w:bCs/>
+                <w:i w:val="false"/>
+                <w:iCs w:val="false"/>
+                <w:color w:val="000000"/>
+                <w:sz w:val="20"/>
+                <w:szCs w:val="20"/>
+              </w:rPr>
+              <w:t xml:space="preserve">    Beginner: </w:t>
+            </w:r>
+            <w:r>
+              <w:rPr>
+                <w:rFonts w:ascii="Arial" w:cs="Arial" w:eastAsia="Arial" w:hAnsi="Arial"/>
+                <w:b w:val="false"/>
+                <w:bCs w:val="false"/>
+                <w:i w:val="false"/>
+                <w:iCs w:val="false"/>
+                <w:color w:val="000000"/>
+                <w:sz w:val="20"/>
+                <w:szCs w:val="20"/>
+              </w:rPr>
+              <w:t xml:space="preserve">Create Shape classes (Circle, Square) with perimeter() method. Show polymorphic behavior by calculating perimeter for a list of shapes.…</w:t>
+            </w:r>
+            <w:r>
+              <w:rPr>
+                <w:rFonts w:ascii="Arial" w:cs="Arial" w:eastAsia="Arial" w:hAnsi="Arial"/>
+                <w:sz w:val="20"/>
+                <w:szCs w:val="20"/>
+              </w:rPr>
+              <w:br/>
+              <w:t xml:space="preserve"/>
+            </w:r>
+            <w:r>
+              <w:rPr>
+                <w:rFonts w:ascii="Arial" w:cs="Arial" w:eastAsia="Arial" w:hAnsi="Arial"/>
+                <w:b/>
+                <w:bCs/>
+                <w:i w:val="false"/>
+                <w:iCs w:val="false"/>
+                <w:color w:val="000000"/>
+                <w:sz w:val="20"/>
+                <w:szCs w:val="20"/>
+              </w:rPr>
+              <w:t xml:space="preserve">    Intermediate: </w:t>
+            </w:r>
+            <w:r>
+              <w:rPr>
+                <w:rFonts w:ascii="Arial" w:cs="Arial" w:eastAsia="Arial" w:hAnsi="Arial"/>
+                <w:b w:val="false"/>
+                <w:bCs w:val="false"/>
+                <w:i w:val="false"/>
+                <w:iCs w:val="false"/>
+                <w:color w:val="000000"/>
+                <w:sz w:val="20"/>
+                <w:szCs w:val="20"/>
+              </w:rPr>
+              <w:t xml:space="preserve">Create a list of different objects (with no common parent) that all have get_info() method. Loop through and call get_info() on each (duck t…</w:t>
+            </w:r>
+            <w:r>
+              <w:rPr>
+                <w:rFonts w:ascii="Arial" w:cs="Arial" w:eastAsia="Arial" w:hAnsi="Arial"/>
+                <w:sz w:val="20"/>
+                <w:szCs w:val="20"/>
+              </w:rPr>
+              <w:br/>
+              <w:t xml:space="preserve"/>
+            </w:r>
+            <w:r>
+              <w:rPr>
+                <w:rFonts w:ascii="Arial" w:cs="Arial" w:eastAsia="Arial" w:hAnsi="Arial"/>
+                <w:b/>
+                <w:bCs/>
+                <w:i w:val="false"/>
+                <w:iCs w:val="false"/>
+                <w:color w:val="000000"/>
+                <w:sz w:val="20"/>
+                <w:szCs w:val="20"/>
+              </w:rPr>
+              <w:t xml:space="preserve">    Challenge: </w:t>
+            </w:r>
+            <w:r>
+              <w:rPr>
+                <w:rFonts w:ascii="Arial" w:cs="Arial" w:eastAsia="Arial" w:hAnsi="Arial"/>
+                <w:b w:val="false"/>
+                <w:bCs w:val="false"/>
+                <w:i w:val="false"/>
+                <w:iCs w:val="false"/>
+                <w:color w:val="000000"/>
+                <w:sz w:val="20"/>
+                <w:szCs w:val="20"/>
+              </w:rPr>
+              <w:t xml:space="preserve">Create a plugin system where different classes can be "registered" and used polymorphically without explicitly inheriting from a common base…</w:t>
+            </w:r>
+            <w:r>
+              <w:rPr>
+                <w:rFonts w:ascii="Arial" w:cs="Arial" w:eastAsia="Arial" w:hAnsi="Arial"/>
+                <w:sz w:val="20"/>
+                <w:szCs w:val="20"/>
+              </w:rPr>
+              <w:br/>
+              <w:t xml:space="preserve"/>
+            </w:r>
+            <w:r>
+              <w:rPr>
+                <w:rFonts w:ascii="Arial" w:cs="Arial" w:eastAsia="Arial" w:hAnsi="Arial"/>
+                <w:sz w:val="20"/>
+                <w:szCs w:val="20"/>
+              </w:rPr>
+              <w:br/>
+              <w:t xml:space="preserve"/>
+            </w:r>
+            <w:r>
+              <w:rPr>
+                <w:rFonts w:ascii="Arial" w:cs="Arial" w:eastAsia="Arial" w:hAnsi="Arial"/>
+                <w:b w:val="false"/>
+                <w:bCs w:val="false"/>
+                <w:i/>
+                <w:iCs/>
+                <w:color w:val="555555"/>
+                <w:sz w:val="20"/>
+                <w:szCs w:val="20"/>
+              </w:rPr>
+              <w:t xml:space="preserve">→ Teacher circulates — offer hints, check for understanding.</w:t>
             </w:r>
           </w:p>
         </w:tc>
@@ -493,9 +1144,9 @@
               <w:right w:val="single" w:color="CCCCCC" w:sz="1"/>
             </w:tcBorders>
             <w:tcMar>
-              <w:top w:type="dxa" w:w="60"/>
+              <w:top w:type="dxa" w:w="80"/>
               <w:left w:type="dxa" w:w="120"/>
-              <w:bottom w:type="dxa" w:w="60"/>
+              <w:bottom w:type="dxa" w:w="80"/>
               <w:right w:type="dxa" w:w="120"/>
             </w:tcMar>
           </w:tcPr>
@@ -522,20 +1173,90 @@
               <w:right w:val="single" w:color="CCCCCC" w:sz="1"/>
             </w:tcBorders>
             <w:tcMar>
-              <w:top w:type="dxa" w:w="60"/>
+              <w:top w:type="dxa" w:w="80"/>
               <w:left w:type="dxa" w:w="120"/>
-              <w:bottom w:type="dxa" w:w="60"/>
+              <w:bottom w:type="dxa" w:w="80"/>
               <w:right w:type="dxa" w:w="120"/>
             </w:tcMar>
           </w:tcPr>
           <w:p>
+            <w:pPr>
+              <w:spacing w:after="80" w:before="80"/>
+            </w:pPr>
+            <w:r>
+              <w:rPr>
+                <w:rFonts w:ascii="Arial" w:cs="Arial" w:eastAsia="Arial" w:hAnsi="Arial"/>
+                <w:b/>
+                <w:bCs/>
+                <w:i w:val="false"/>
+                <w:iCs w:val="false"/>
+                <w:color w:val="000000"/>
+                <w:sz w:val="22"/>
+                <w:szCs w:val="22"/>
+              </w:rPr>
+              <w:t xml:space="preserve">Exit Ticket / Wrap-Up</w:t>
+            </w:r>
             <w:r>
               <w:rPr>
                 <w:rFonts w:ascii="Arial" w:cs="Arial" w:eastAsia="Arial" w:hAnsi="Arial"/>
                 <w:sz w:val="20"/>
                 <w:szCs w:val="20"/>
               </w:rPr>
-              <w:t xml:space="preserve">Exit Ticket / Wrap-Up</w:t>
+              <w:br/>
+              <w:t xml:space="preserve"/>
+            </w:r>
+            <w:r>
+              <w:rPr>
+                <w:rFonts w:ascii="Arial" w:cs="Arial" w:eastAsia="Arial" w:hAnsi="Arial"/>
+                <w:sz w:val="20"/>
+                <w:szCs w:val="20"/>
+              </w:rPr>
+              <w:br/>
+              <w:t xml:space="preserve"/>
+            </w:r>
+            <w:r>
+              <w:rPr>
+                <w:rFonts w:ascii="Arial" w:cs="Arial" w:eastAsia="Arial" w:hAnsi="Arial"/>
+                <w:b w:val="false"/>
+                <w:bCs w:val="false"/>
+                <w:i w:val="false"/>
+                <w:iCs w:val="false"/>
+                <w:color w:val="000000"/>
+                <w:sz w:val="20"/>
+                <w:szCs w:val="20"/>
+              </w:rPr>
+              <w:t xml:space="preserve">Quick Check: Apply polymorphism and understand duck typing in Python for flexible, extensible code?</w:t>
+            </w:r>
+            <w:r>
+              <w:rPr>
+                <w:rFonts w:ascii="Arial" w:cs="Arial" w:eastAsia="Arial" w:hAnsi="Arial"/>
+                <w:sz w:val="20"/>
+                <w:szCs w:val="20"/>
+              </w:rPr>
+              <w:br/>
+              <w:t xml:space="preserve"/>
+            </w:r>
+            <w:r>
+              <w:rPr>
+                <w:rFonts w:ascii="Arial" w:cs="Arial" w:eastAsia="Arial" w:hAnsi="Arial"/>
+                <w:sz w:val="20"/>
+                <w:szCs w:val="20"/>
+              </w:rPr>
+              <w:br/>
+              <w:t xml:space="preserve"/>
+            </w:r>
+            <w:r>
+              <w:rPr>
+                <w:rFonts w:ascii="Arial" w:cs="Arial" w:eastAsia="Arial" w:hAnsi="Arial"/>
+                <w:b w:val="false"/>
+                <w:bCs w:val="false"/>
+                <w:i/>
+                <w:iCs/>
+                <w:color w:val="555555"/>
+                <w:sz w:val="20"/>
+                <w:szCs w:val="20"/>
+              </w:rPr>
+              <w:t xml:space="preserve">→ 3–2–1: Name 3 things learned, 2 new vocab words, 1 question you still have.</w:t>
             </w:r>
           </w:p>
         </w:tc>
@@ -684,19 +1405,6 @@
                 <w:sz w:val="18"/>
                 <w:szCs w:val="18"/>
               </w:rPr>
-              <w:t xml:space="preserve"># Simple polymorphism with inheritance</w:t>
-            </w:r>
-          </w:p>
-          <w:p>
-            <w:pPr>
-              <w:spacing w:after="20"/>
-            </w:pPr>
-            <w:r>
-              <w:rPr>
-                <w:rFonts w:ascii="Courier New" w:cs="Courier New" w:eastAsia="Courier New" w:hAnsi="Courier New"/>
-                <w:sz w:val="18"/>
-                <w:szCs w:val="18"/>
-              </w:rPr>
               <w:t xml:space="preserve">class Animal:</w:t>
             </w:r>
           </w:p>
@@ -905,7 +1613,7 @@
                 <w:sz w:val="18"/>
                 <w:szCs w:val="18"/>
               </w:rPr>
-              <w:t xml:space="preserve"># Polymorphic behavior</w:t>
+              <w:t xml:space="preserve"> </w:t>
             </w:r>
           </w:p>
           <w:p>
@@ -957,72 +1665,72 @@
                 <w:sz w:val="18"/>
                 <w:szCs w:val="18"/>
               </w:rPr>
-              <w:t xml:space="preserve"># Woof!</w:t>
-            </w:r>
-          </w:p>
-          <w:p>
-            <w:pPr>
-              <w:spacing w:after="20"/>
-            </w:pPr>
-            <w:r>
-              <w:rPr>
-                <w:rFonts w:ascii="Courier New" w:cs="Courier New" w:eastAsia="Courier New" w:hAnsi="Courier New"/>
-                <w:sz w:val="18"/>
-                <w:szCs w:val="18"/>
-              </w:rPr>
-              <w:t xml:space="preserve"># Meow!</w:t>
-            </w:r>
-          </w:p>
-          <w:p>
-            <w:pPr>
-              <w:spacing w:after="20"/>
-            </w:pPr>
-            <w:r>
-              <w:rPr>
-                <w:rFonts w:ascii="Courier New" w:cs="Courier New" w:eastAsia="Courier New" w:hAnsi="Courier New"/>
-                <w:sz w:val="18"/>
-                <w:szCs w:val="18"/>
-              </w:rPr>
-              <w:t xml:space="preserve"># Tweet!</w:t>
-            </w:r>
-          </w:p>
-          <w:p>
-            <w:pPr>
-              <w:spacing w:after="20"/>
-            </w:pPr>
-            <w:r>
-              <w:rPr>
-                <w:rFonts w:ascii="Courier New" w:cs="Courier New" w:eastAsia="Courier New" w:hAnsi="Courier New"/>
-                <w:sz w:val="18"/>
-                <w:szCs w:val="18"/>
-              </w:rPr>
-              <w:t xml:space="preserve"># Woof!</w:t>
-            </w:r>
-          </w:p>
-          <w:p>
-            <w:pPr>
-              <w:spacing w:after="20"/>
-            </w:pPr>
-            <w:r>
-              <w:rPr>
-                <w:rFonts w:ascii="Courier New" w:cs="Courier New" w:eastAsia="Courier New" w:hAnsi="Courier New"/>
-                <w:sz w:val="18"/>
-                <w:szCs w:val="18"/>
-              </w:rPr>
-              <w:t xml:space="preserve"> </w:t>
-            </w:r>
-          </w:p>
-          <w:p>
-            <w:pPr>
-              <w:spacing w:after="20"/>
-            </w:pPr>
-            <w:r>
-              <w:rPr>
-                <w:rFonts w:ascii="Courier New" w:cs="Courier New" w:eastAsia="Courier New" w:hAnsi="Courier New"/>
-                <w:sz w:val="18"/>
-                <w:szCs w:val="18"/>
-              </w:rPr>
-              <w:t xml:space="preserve"># Duck typing - no inheritance needed</w:t>
+              <w:t xml:space="preserve"> </w:t>
+            </w:r>
+          </w:p>
+          <w:p>
+            <w:pPr>
+              <w:spacing w:after="20"/>
+            </w:pPr>
+            <w:r>
+              <w:rPr>
+                <w:rFonts w:ascii="Courier New" w:cs="Courier New" w:eastAsia="Courier New" w:hAnsi="Courier New"/>
+                <w:sz w:val="18"/>
+                <w:szCs w:val="18"/>
+              </w:rPr>
+              <w:t xml:space="preserve"> </w:t>
+            </w:r>
+          </w:p>
+          <w:p>
+            <w:pPr>
+              <w:spacing w:after="20"/>
+            </w:pPr>
+            <w:r>
+              <w:rPr>
+                <w:rFonts w:ascii="Courier New" w:cs="Courier New" w:eastAsia="Courier New" w:hAnsi="Courier New"/>
+                <w:sz w:val="18"/>
+                <w:szCs w:val="18"/>
+              </w:rPr>
+              <w:t xml:space="preserve"> </w:t>
+            </w:r>
+          </w:p>
+          <w:p>
+            <w:pPr>
+              <w:spacing w:after="20"/>
+            </w:pPr>
+            <w:r>
+              <w:rPr>
+                <w:rFonts w:ascii="Courier New" w:cs="Courier New" w:eastAsia="Courier New" w:hAnsi="Courier New"/>
+                <w:sz w:val="18"/>
+                <w:szCs w:val="18"/>
+              </w:rPr>
+              <w:t xml:space="preserve"> </w:t>
+            </w:r>
+          </w:p>
+          <w:p>
+            <w:pPr>
+              <w:spacing w:after="20"/>
+            </w:pPr>
+            <w:r>
+              <w:rPr>
+                <w:rFonts w:ascii="Courier New" w:cs="Courier New" w:eastAsia="Courier New" w:hAnsi="Courier New"/>
+                <w:sz w:val="18"/>
+                <w:szCs w:val="18"/>
+              </w:rPr>
+              <w:t xml:space="preserve"> </w:t>
+            </w:r>
+          </w:p>
+          <w:p>
+            <w:pPr>
+              <w:spacing w:after="20"/>
+            </w:pPr>
+            <w:r>
+              <w:rPr>
+                <w:rFonts w:ascii="Courier New" w:cs="Courier New" w:eastAsia="Courier New" w:hAnsi="Courier New"/>
+                <w:sz w:val="18"/>
+                <w:szCs w:val="18"/>
+              </w:rPr>
+              <w:t xml:space="preserve"> </w:t>
             </w:r>
           </w:p>
           <w:p>
@@ -1217,33 +1925,33 @@
                 <w:sz w:val="18"/>
                 <w:szCs w:val="18"/>
               </w:rPr>
-              <w:t xml:space="preserve"># Works even though Person and Robot don't inherit from Animal!</w:t>
-            </w:r>
-          </w:p>
-          <w:p>
-            <w:pPr>
-              <w:spacing w:after="20"/>
-            </w:pPr>
-            <w:r>
-              <w:rPr>
-                <w:rFonts w:ascii="Courier New" w:cs="Courier New" w:eastAsia="Courier New" w:hAnsi="Courier New"/>
-                <w:sz w:val="18"/>
-                <w:szCs w:val="18"/>
-              </w:rPr>
-              <w:t xml:space="preserve"> </w:t>
-            </w:r>
-          </w:p>
-          <w:p>
-            <w:pPr>
-              <w:spacing w:after="20"/>
-            </w:pPr>
-            <w:r>
-              <w:rPr>
-                <w:rFonts w:ascii="Courier New" w:cs="Courier New" w:eastAsia="Courier New" w:hAnsi="Courier New"/>
-                <w:sz w:val="18"/>
-                <w:szCs w:val="18"/>
-              </w:rPr>
-              <w:t xml:space="preserve"># Shape polymorphism</w:t>
+              <w:t xml:space="preserve"> </w:t>
+            </w:r>
+          </w:p>
+          <w:p>
+            <w:pPr>
+              <w:spacing w:after="20"/>
+            </w:pPr>
+            <w:r>
+              <w:rPr>
+                <w:rFonts w:ascii="Courier New" w:cs="Courier New" w:eastAsia="Courier New" w:hAnsi="Courier New"/>
+                <w:sz w:val="18"/>
+                <w:szCs w:val="18"/>
+              </w:rPr>
+              <w:t xml:space="preserve"> </w:t>
+            </w:r>
+          </w:p>
+          <w:p>
+            <w:pPr>
+              <w:spacing w:after="20"/>
+            </w:pPr>
+            <w:r>
+              <w:rPr>
+                <w:rFonts w:ascii="Courier New" w:cs="Courier New" w:eastAsia="Courier New" w:hAnsi="Courier New"/>
+                <w:sz w:val="18"/>
+                <w:szCs w:val="18"/>
+              </w:rPr>
+              <w:t xml:space="preserve"> </w:t>
             </w:r>
           </w:p>
           <w:p>
@@ -1737,7 +2445,7 @@
                 <w:sz w:val="18"/>
                 <w:szCs w:val="18"/>
               </w:rPr>
-              <w:t xml:space="preserve"># Payment processing polymorphism</w:t>
+              <w:t xml:space="preserve"> </w:t>
             </w:r>
           </w:p>
           <w:p>
@@ -2244,7 +2952,7 @@
                 <w:sz w:val="18"/>
                 <w:szCs w:val="18"/>
               </w:rPr>
-              <w:t xml:space="preserve"># Iterator-like protocol (duck typing)</w:t>
+              <w:t xml:space="preserve"> </w:t>
             </w:r>
           </w:p>
           <w:p>
@@ -2478,59 +3186,59 @@
                 <w:sz w:val="18"/>
                 <w:szCs w:val="18"/>
               </w:rPr>
-              <w:t xml:space="preserve"># 1</w:t>
-            </w:r>
-          </w:p>
-          <w:p>
-            <w:pPr>
-              <w:spacing w:after="20"/>
-            </w:pPr>
-            <w:r>
-              <w:rPr>
-                <w:rFonts w:ascii="Courier New" w:cs="Courier New" w:eastAsia="Courier New" w:hAnsi="Courier New"/>
-                <w:sz w:val="18"/>
-                <w:szCs w:val="18"/>
-              </w:rPr>
-              <w:t xml:space="preserve"># 2</w:t>
-            </w:r>
-          </w:p>
-          <w:p>
-            <w:pPr>
-              <w:spacing w:after="20"/>
-            </w:pPr>
-            <w:r>
-              <w:rPr>
-                <w:rFonts w:ascii="Courier New" w:cs="Courier New" w:eastAsia="Courier New" w:hAnsi="Courier New"/>
-                <w:sz w:val="18"/>
-                <w:szCs w:val="18"/>
-              </w:rPr>
-              <w:t xml:space="preserve"># 3</w:t>
-            </w:r>
-          </w:p>
-          <w:p>
-            <w:pPr>
-              <w:spacing w:after="20"/>
-            </w:pPr>
-            <w:r>
-              <w:rPr>
-                <w:rFonts w:ascii="Courier New" w:cs="Courier New" w:eastAsia="Courier New" w:hAnsi="Courier New"/>
-                <w:sz w:val="18"/>
-                <w:szCs w:val="18"/>
-              </w:rPr>
-              <w:t xml:space="preserve"> </w:t>
-            </w:r>
-          </w:p>
-          <w:p>
-            <w:pPr>
-              <w:spacing w:after="20"/>
-            </w:pPr>
-            <w:r>
-              <w:rPr>
-                <w:rFonts w:ascii="Courier New" w:cs="Courier New" w:eastAsia="Courier New" w:hAnsi="Courier New"/>
-                <w:sz w:val="18"/>
-                <w:szCs w:val="18"/>
-              </w:rPr>
-              <w:t xml:space="preserve"># Logger duck typing example</w:t>
+              <w:t xml:space="preserve"> </w:t>
+            </w:r>
+          </w:p>
+          <w:p>
+            <w:pPr>
+              <w:spacing w:after="20"/>
+            </w:pPr>
+            <w:r>
+              <w:rPr>
+                <w:rFonts w:ascii="Courier New" w:cs="Courier New" w:eastAsia="Courier New" w:hAnsi="Courier New"/>
+                <w:sz w:val="18"/>
+                <w:szCs w:val="18"/>
+              </w:rPr>
+              <w:t xml:space="preserve"> </w:t>
+            </w:r>
+          </w:p>
+          <w:p>
+            <w:pPr>
+              <w:spacing w:after="20"/>
+            </w:pPr>
+            <w:r>
+              <w:rPr>
+                <w:rFonts w:ascii="Courier New" w:cs="Courier New" w:eastAsia="Courier New" w:hAnsi="Courier New"/>
+                <w:sz w:val="18"/>
+                <w:szCs w:val="18"/>
+              </w:rPr>
+              <w:t xml:space="preserve"> </w:t>
+            </w:r>
+          </w:p>
+          <w:p>
+            <w:pPr>
+              <w:spacing w:after="20"/>
+            </w:pPr>
+            <w:r>
+              <w:rPr>
+                <w:rFonts w:ascii="Courier New" w:cs="Courier New" w:eastAsia="Courier New" w:hAnsi="Courier New"/>
+                <w:sz w:val="18"/>
+                <w:szCs w:val="18"/>
+              </w:rPr>
+              <w:t xml:space="preserve"> </w:t>
+            </w:r>
+          </w:p>
+          <w:p>
+            <w:pPr>
+              <w:spacing w:after="20"/>
+            </w:pPr>
+            <w:r>
+              <w:rPr>
+                <w:rFonts w:ascii="Courier New" w:cs="Courier New" w:eastAsia="Courier New" w:hAnsi="Courier New"/>
+                <w:sz w:val="18"/>
+                <w:szCs w:val="18"/>
+              </w:rPr>
+              <w:t xml:space="preserve"> </w:t>
             </w:r>
           </w:p>
           <w:p>
@@ -2868,7 +3576,7 @@
                 <w:sz w:val="18"/>
                 <w:szCs w:val="18"/>
               </w:rPr>
-              <w:t xml:space="preserve"># All objects with a log() method work the same way!</w:t>
+              <w:t xml:space="preserve"> </w:t>
             </w:r>
           </w:p>
           <w:p>
@@ -2933,7 +3641,7 @@
                 <w:sz w:val="18"/>
                 <w:szCs w:val="18"/>
               </w:rPr>
-              <w:t xml:space="preserve"># Drawable protocol</w:t>
+              <w:t xml:space="preserve"> </w:t>
             </w:r>
           </w:p>
           <w:p>
@@ -3310,7 +4018,7 @@
                 <w:sz w:val="18"/>
                 <w:szCs w:val="18"/>
               </w:rPr>
-              <w:t xml:space="preserve"># All objects with draw() method can be treated the same</w:t>
+              <w:t xml:space="preserve"> </w:t>
             </w:r>
           </w:p>
           <w:p>
@@ -3414,7 +4122,7 @@
                 <w:sz w:val="18"/>
                 <w:szCs w:val="18"/>
               </w:rPr>
-              <w:t xml:space="preserve"># Worker interface (duck typing)</w:t>
+              <w:t xml:space="preserve"> </w:t>
             </w:r>
           </w:p>
           <w:p>
@@ -3583,7 +4291,7 @@
                 <w:sz w:val="18"/>
                 <w:szCs w:val="18"/>
               </w:rPr>
-              <w:t xml:space="preserve"># Polymorphic work assignment</w:t>
+              <w:t xml:space="preserve"> </w:t>
             </w:r>
           </w:p>
           <w:p>
@@ -3778,7 +4486,7 @@
                 <w:sz w:val="18"/>
                 <w:szCs w:val="18"/>
               </w:rPr>
-              <w:t xml:space="preserve"># Bank account polymorphism</w:t>
+              <w:t xml:space="preserve"> </w:t>
             </w:r>
           </w:p>
           <w:p>
@@ -4194,7 +4902,7 @@
                 <w:sz w:val="18"/>
                 <w:szCs w:val="18"/>
               </w:rPr>
-              <w:t xml:space="preserve"># Process accounts polymorphically</w:t>
+              <w:t xml:space="preserve"> </w:t>
             </w:r>
           </w:p>
           <w:p>
@@ -4703,7 +5411,7 @@
                 <w:sz w:val="18"/>
                 <w:szCs w:val="18"/>
               </w:rPr>
-              <w:t xml:space="preserve"># Polymorphism in action</w:t>
+              <w:t xml:space="preserve"> </w:t>
             </w:r>
           </w:p>
           <w:p>
@@ -4848,19 +5556,6 @@
                 <w:sz w:val="18"/>
                 <w:szCs w:val="18"/>
               </w:rPr>
-              <w:t xml:space="preserve"># Problem 1</w:t>
-            </w:r>
-          </w:p>
-          <w:p>
-            <w:pPr>
-              <w:spacing w:after="20"/>
-            </w:pPr>
-            <w:r>
-              <w:rPr>
-                <w:rFonts w:ascii="Courier New" w:cs="Courier New" w:eastAsia="Courier New" w:hAnsi="Courier New"/>
-                <w:sz w:val="18"/>
-                <w:szCs w:val="18"/>
-              </w:rPr>
               <w:t xml:space="preserve">import math</w:t>
             </w:r>
           </w:p>
@@ -5173,7 +5868,7 @@
                 <w:sz w:val="18"/>
                 <w:szCs w:val="18"/>
               </w:rPr>
-              <w:t xml:space="preserve"># Problem 2</w:t>
+              <w:t xml:space="preserve"> </w:t>
             </w:r>
           </w:p>
           <w:p>
@@ -5394,7 +6089,7 @@
                 <w:sz w:val="18"/>
                 <w:szCs w:val="18"/>
               </w:rPr>
-              <w:t xml:space="preserve"># Problem 3</w:t>
+              <w:t xml:space="preserve"> </w:t>
             </w:r>
           </w:p>
           <w:p>

--- a/Coding 2 - year/Unit 2 - Object-Oriented Programming/Daily Lesson Plans/Word/Day 15.docx
+++ b/Coding 2 - year/Unit 2 - Object-Oriented Programming/Daily Lesson Plans/Word/Day 15.docx
@@ -380,7 +380,7 @@
                 <w:sz w:val="20"/>
                 <w:szCs w:val="20"/>
               </w:rPr>
-              <w:t xml:space="preserve">    What do you already know about how to apply polymorphism and understand duck typing in Python for flexible, extensible code?</w:t>
+              <w:t xml:space="preserve">    Have you ever used polymorphism before? Where might polymorphism be useful in a real program?</w:t>
             </w:r>
             <w:r>
               <w:rPr>
@@ -477,7 +477,7 @@
                 <w:sz w:val="20"/>
                 <w:szCs w:val="20"/>
               </w:rPr>
-              <w:t xml:space="preserve">Today's Goal: By the end of class you will be able to apply polymorphism and understand duck typing in Python for flexible, extensible code.</w:t>
+              <w:t xml:space="preserve">Today’s Goal: By the end of class you will be able to apply polymorphism and understand duck typing in Python for flexible, extensible code.</w:t>
             </w:r>
             <w:r>
               <w:rPr>
@@ -1225,7 +1225,7 @@
                 <w:sz w:val="20"/>
                 <w:szCs w:val="20"/>
               </w:rPr>
-              <w:t xml:space="preserve">Quick Check: Apply polymorphism and understand duck typing in Python for flexible, extensible code?</w:t>
+              <w:t xml:space="preserve">Write the key syntax or steps for using polymorphism. What's one mistake beginners commonly make?</w:t>
             </w:r>
             <w:r>
               <w:rPr>
